--- a/estudos/lucas/18-9-14-pulpito.docx
+++ b/estudos/lucas/18-9-14-pulpito.docx
@@ -2855,6 +2855,30 @@
           <w:sz w:val="23"/>
           <w:szCs w:val="23"/>
         </w:rPr>
+        <w:t xml:space="preserve">1Co 4.3-4: "nem eu julgo a mim mesmo… nem por isso me dou por justificado, pois quem me julga é o Senhor" (mesmo verbo do v. 14) → a versão verdadeira do "só Deus pode me julgar": no mundo, fuga; em Paulo, descanso. Fecha o tribunal de dentro</w:t>
+      </w:r>
+    </w:p>
+    <w:p>
+      <w:pPr>
+        <w:pStyle w:val="ListParagraph"/>
+        <w:numPr>
+          <w:ilvl w:val="0"/>
+          <w:numId w:val="2"/>
+        </w:numPr>
+        <w:spacing w:after="30" w:before="0" w:line="264" w:lineRule="auto"/>
+        <w:jc w:val="left"/>
+      </w:pPr>
+      <w:r>
+        <w:rPr>
+          <w:rFonts w:ascii="Cambria" w:cs="Cambria" w:eastAsia="Cambria" w:hAnsi="Cambria"/>
+          <w:b w:val="false"/>
+          <w:bCs w:val="false"/>
+          <w:i w:val="false"/>
+          <w:iCs w:val="false"/>
+          <w:color w:val="2B2B33"/>
+          <w:sz w:val="23"/>
+          <w:szCs w:val="23"/>
+        </w:rPr>
         <w:t xml:space="preserve">"e não aquele"</w:t>
       </w:r>
       <w:r>
@@ -5836,6 +5860,43 @@
           <w:szCs w:val="23"/>
         </w:rPr>
         <w:t xml:space="preserve">1Co 11.28: "Que cada um examine a si mesmo e, assim, coma do pão e beba do cálice": reconhecer o pecado, voltar-se dele, confiar só em Cristo; o senso de pecado não dá direito, o sangue dá</w:t>
+      </w:r>
+    </w:p>
+    <w:p>
+      <w:pPr>
+        <w:pStyle w:val="ListParagraph"/>
+        <w:numPr>
+          <w:ilvl w:val="0"/>
+          <w:numId w:val="2"/>
+        </w:numPr>
+        <w:spacing w:after="30" w:before="0" w:line="264" w:lineRule="auto"/>
+        <w:jc w:val="left"/>
+      </w:pPr>
+      <w:r>
+        <w:rPr>
+          <w:rFonts w:ascii="Cambria" w:cs="Cambria" w:eastAsia="Cambria" w:hAnsi="Cambria"/>
+          <w:b/>
+          <w:bCs/>
+          <w:i w:val="false"/>
+          <w:iCs w:val="false"/>
+          <w:color w:val="2B2B33"/>
+          <w:sz w:val="23"/>
+          <w:szCs w:val="23"/>
+        </w:rPr>
+        <w:t xml:space="preserve">O disjuntor religado</w:t>
+      </w:r>
+      <w:r>
+        <w:rPr>
+          <w:rFonts w:ascii="Cambria" w:cs="Cambria" w:eastAsia="Cambria" w:hAnsi="Cambria"/>
+          <w:b w:val="false"/>
+          <w:bCs w:val="false"/>
+          <w:i w:val="false"/>
+          <w:iCs w:val="false"/>
+          <w:color w:val="2B2B33"/>
+          <w:sz w:val="23"/>
+          <w:szCs w:val="23"/>
+        </w:rPr>
+        <w:t xml:space="preserve">: a Palavra religou; o pão e o cálice religam de novo: o que você ouviu, vai ver, tocar e provar</w:t>
       </w:r>
     </w:p>
     <w:p>
